--- a/worlds/korvin-merrow/file-review/revision/filesystem/pharmacy_refill_history_report_05182026.docx
+++ b/worlds/korvin-merrow/file-review/revision/filesystem/pharmacy_refill_history_report_05182026.docx
@@ -3515,7 +3515,7 @@
             <w:r>
               <w:rPr>
                 <w:rFonts w:ascii="Arial" w:hAnsi="Arial" w:cs="Arial"/>
-                <w:b/>
+                <w:b w:val="0"/>
                 <w:i w:val="0"/>
                 <w:sz w:val="16"/>
               </w:rPr>
@@ -3542,7 +3542,7 @@
             <w:r>
               <w:rPr>
                 <w:rFonts w:ascii="Arial" w:hAnsi="Arial" w:cs="Arial"/>
-                <w:b/>
+                <w:b w:val="0"/>
                 <w:i w:val="0"/>
                 <w:sz w:val="16"/>
               </w:rPr>
@@ -3569,7 +3569,7 @@
             <w:r>
               <w:rPr>
                 <w:rFonts w:ascii="Arial" w:hAnsi="Arial" w:cs="Arial"/>
-                <w:b/>
+                <w:b w:val="0"/>
                 <w:i w:val="0"/>
                 <w:sz w:val="16"/>
               </w:rPr>
@@ -3596,7 +3596,7 @@
             <w:r>
               <w:rPr>
                 <w:rFonts w:ascii="Arial" w:hAnsi="Arial" w:cs="Arial"/>
-                <w:b/>
+                <w:b w:val="0"/>
                 <w:i w:val="0"/>
                 <w:sz w:val="16"/>
               </w:rPr>
@@ -3623,7 +3623,7 @@
             <w:r>
               <w:rPr>
                 <w:rFonts w:ascii="Arial" w:hAnsi="Arial" w:cs="Arial"/>
-                <w:b/>
+                <w:b w:val="0"/>
                 <w:i w:val="0"/>
                 <w:sz w:val="16"/>
               </w:rPr>
@@ -3650,7 +3650,7 @@
             <w:r>
               <w:rPr>
                 <w:rFonts w:ascii="Arial" w:hAnsi="Arial" w:cs="Arial"/>
-                <w:b/>
+                <w:b w:val="0"/>
                 <w:i w:val="0"/>
                 <w:sz w:val="16"/>
               </w:rPr>
@@ -3677,7 +3677,7 @@
             <w:r>
               <w:rPr>
                 <w:rFonts w:ascii="Arial" w:hAnsi="Arial" w:cs="Arial"/>
-                <w:b/>
+                <w:b w:val="0"/>
                 <w:i w:val="0"/>
                 <w:sz w:val="16"/>
               </w:rPr>
@@ -3704,7 +3704,7 @@
             <w:r>
               <w:rPr>
                 <w:rFonts w:ascii="Arial" w:hAnsi="Arial" w:cs="Arial"/>
-                <w:b/>
+                <w:b w:val="0"/>
                 <w:i w:val="0"/>
                 <w:sz w:val="16"/>
               </w:rPr>
@@ -4387,7 +4387,7 @@
             <w:r>
               <w:rPr>
                 <w:rFonts w:ascii="Arial" w:hAnsi="Arial" w:cs="Arial"/>
-                <w:b/>
+                <w:b w:val="0"/>
                 <w:i w:val="0"/>
                 <w:sz w:val="16"/>
               </w:rPr>
@@ -4414,7 +4414,7 @@
             <w:r>
               <w:rPr>
                 <w:rFonts w:ascii="Arial" w:hAnsi="Arial" w:cs="Arial"/>
-                <w:b/>
+                <w:b w:val="0"/>
                 <w:i w:val="0"/>
                 <w:sz w:val="16"/>
               </w:rPr>
@@ -4441,7 +4441,7 @@
             <w:r>
               <w:rPr>
                 <w:rFonts w:ascii="Arial" w:hAnsi="Arial" w:cs="Arial"/>
-                <w:b/>
+                <w:b w:val="0"/>
                 <w:i w:val="0"/>
                 <w:sz w:val="16"/>
               </w:rPr>
@@ -4468,7 +4468,7 @@
             <w:r>
               <w:rPr>
                 <w:rFonts w:ascii="Arial" w:hAnsi="Arial" w:cs="Arial"/>
-                <w:b/>
+                <w:b w:val="0"/>
                 <w:i w:val="0"/>
                 <w:sz w:val="16"/>
               </w:rPr>
@@ -4495,7 +4495,7 @@
             <w:r>
               <w:rPr>
                 <w:rFonts w:ascii="Arial" w:hAnsi="Arial" w:cs="Arial"/>
-                <w:b/>
+                <w:b w:val="0"/>
                 <w:i w:val="0"/>
                 <w:sz w:val="16"/>
               </w:rPr>
@@ -4522,7 +4522,7 @@
             <w:r>
               <w:rPr>
                 <w:rFonts w:ascii="Arial" w:hAnsi="Arial" w:cs="Arial"/>
-                <w:b/>
+                <w:b w:val="0"/>
                 <w:i w:val="0"/>
                 <w:sz w:val="16"/>
               </w:rPr>
@@ -4549,7 +4549,7 @@
             <w:r>
               <w:rPr>
                 <w:rFonts w:ascii="Arial" w:hAnsi="Arial" w:cs="Arial"/>
-                <w:b/>
+                <w:b w:val="0"/>
                 <w:i w:val="0"/>
                 <w:sz w:val="16"/>
               </w:rPr>
@@ -4576,7 +4576,7 @@
             <w:r>
               <w:rPr>
                 <w:rFonts w:ascii="Arial" w:hAnsi="Arial" w:cs="Arial"/>
-                <w:b/>
+                <w:b w:val="0"/>
                 <w:i w:val="0"/>
                 <w:sz w:val="16"/>
               </w:rPr>
@@ -6131,7 +6131,7 @@
             <w:r>
               <w:rPr>
                 <w:rFonts w:ascii="Arial" w:hAnsi="Arial" w:cs="Arial"/>
-                <w:b/>
+                <w:b w:val="0"/>
                 <w:i w:val="0"/>
                 <w:sz w:val="16"/>
               </w:rPr>
@@ -6158,7 +6158,7 @@
             <w:r>
               <w:rPr>
                 <w:rFonts w:ascii="Arial" w:hAnsi="Arial" w:cs="Arial"/>
-                <w:b/>
+                <w:b w:val="0"/>
                 <w:i w:val="0"/>
                 <w:sz w:val="16"/>
               </w:rPr>
@@ -6185,7 +6185,7 @@
             <w:r>
               <w:rPr>
                 <w:rFonts w:ascii="Arial" w:hAnsi="Arial" w:cs="Arial"/>
-                <w:b/>
+                <w:b w:val="0"/>
                 <w:i w:val="0"/>
                 <w:sz w:val="16"/>
               </w:rPr>
@@ -6212,7 +6212,7 @@
             <w:r>
               <w:rPr>
                 <w:rFonts w:ascii="Arial" w:hAnsi="Arial" w:cs="Arial"/>
-                <w:b/>
+                <w:b w:val="0"/>
                 <w:i w:val="0"/>
                 <w:sz w:val="16"/>
               </w:rPr>
@@ -6239,7 +6239,7 @@
             <w:r>
               <w:rPr>
                 <w:rFonts w:ascii="Arial" w:hAnsi="Arial" w:cs="Arial"/>
-                <w:b/>
+                <w:b w:val="0"/>
                 <w:i w:val="0"/>
                 <w:sz w:val="16"/>
               </w:rPr>
@@ -6266,7 +6266,7 @@
             <w:r>
               <w:rPr>
                 <w:rFonts w:ascii="Arial" w:hAnsi="Arial" w:cs="Arial"/>
-                <w:b/>
+                <w:b w:val="0"/>
                 <w:i w:val="0"/>
                 <w:sz w:val="16"/>
               </w:rPr>
@@ -6293,7 +6293,7 @@
             <w:r>
               <w:rPr>
                 <w:rFonts w:ascii="Arial" w:hAnsi="Arial" w:cs="Arial"/>
-                <w:b/>
+                <w:b w:val="0"/>
                 <w:i w:val="0"/>
                 <w:sz w:val="16"/>
               </w:rPr>
@@ -6320,7 +6320,7 @@
             <w:r>
               <w:rPr>
                 <w:rFonts w:ascii="Arial" w:hAnsi="Arial" w:cs="Arial"/>
-                <w:b/>
+                <w:b w:val="0"/>
                 <w:i w:val="0"/>
                 <w:sz w:val="16"/>
               </w:rPr>
@@ -8529,7 +8529,7 @@
             <w:r>
               <w:rPr>
                 <w:rFonts w:ascii="Arial" w:hAnsi="Arial" w:cs="Arial"/>
-                <w:b/>
+                <w:b w:val="0"/>
                 <w:i w:val="0"/>
                 <w:sz w:val="16"/>
               </w:rPr>
@@ -8556,7 +8556,7 @@
             <w:r>
               <w:rPr>
                 <w:rFonts w:ascii="Arial" w:hAnsi="Arial" w:cs="Arial"/>
-                <w:b/>
+                <w:b w:val="0"/>
                 <w:i w:val="0"/>
                 <w:sz w:val="16"/>
               </w:rPr>
@@ -8583,7 +8583,7 @@
             <w:r>
               <w:rPr>
                 <w:rFonts w:ascii="Arial" w:hAnsi="Arial" w:cs="Arial"/>
-                <w:b/>
+                <w:b w:val="0"/>
                 <w:i w:val="0"/>
                 <w:sz w:val="16"/>
               </w:rPr>
@@ -8610,7 +8610,7 @@
             <w:r>
               <w:rPr>
                 <w:rFonts w:ascii="Arial" w:hAnsi="Arial" w:cs="Arial"/>
-                <w:b/>
+                <w:b w:val="0"/>
                 <w:i w:val="0"/>
                 <w:sz w:val="16"/>
               </w:rPr>
@@ -8637,7 +8637,7 @@
             <w:r>
               <w:rPr>
                 <w:rFonts w:ascii="Arial" w:hAnsi="Arial" w:cs="Arial"/>
-                <w:b/>
+                <w:b w:val="0"/>
                 <w:i w:val="0"/>
                 <w:sz w:val="16"/>
               </w:rPr>
@@ -8664,7 +8664,7 @@
             <w:r>
               <w:rPr>
                 <w:rFonts w:ascii="Arial" w:hAnsi="Arial" w:cs="Arial"/>
-                <w:b/>
+                <w:b w:val="0"/>
                 <w:i w:val="0"/>
                 <w:sz w:val="16"/>
               </w:rPr>
@@ -8691,7 +8691,7 @@
             <w:r>
               <w:rPr>
                 <w:rFonts w:ascii="Arial" w:hAnsi="Arial" w:cs="Arial"/>
-                <w:b/>
+                <w:b w:val="0"/>
                 <w:i w:val="0"/>
                 <w:sz w:val="16"/>
               </w:rPr>
@@ -8718,7 +8718,7 @@
             <w:r>
               <w:rPr>
                 <w:rFonts w:ascii="Arial" w:hAnsi="Arial" w:cs="Arial"/>
-                <w:b/>
+                <w:b w:val="0"/>
                 <w:i w:val="0"/>
                 <w:sz w:val="16"/>
               </w:rPr>
@@ -10491,7 +10491,7 @@
             <w:r>
               <w:rPr>
                 <w:rFonts w:ascii="Arial" w:hAnsi="Arial" w:cs="Arial"/>
-                <w:b/>
+                <w:b w:val="0"/>
                 <w:i w:val="0"/>
                 <w:sz w:val="16"/>
               </w:rPr>
@@ -10518,7 +10518,7 @@
             <w:r>
               <w:rPr>
                 <w:rFonts w:ascii="Arial" w:hAnsi="Arial" w:cs="Arial"/>
-                <w:b/>
+                <w:b w:val="0"/>
                 <w:i w:val="0"/>
                 <w:sz w:val="16"/>
               </w:rPr>
@@ -10545,7 +10545,7 @@
             <w:r>
               <w:rPr>
                 <w:rFonts w:ascii="Arial" w:hAnsi="Arial" w:cs="Arial"/>
-                <w:b/>
+                <w:b w:val="0"/>
                 <w:i w:val="0"/>
                 <w:sz w:val="16"/>
               </w:rPr>
@@ -10572,7 +10572,7 @@
             <w:r>
               <w:rPr>
                 <w:rFonts w:ascii="Arial" w:hAnsi="Arial" w:cs="Arial"/>
-                <w:b/>
+                <w:b w:val="0"/>
                 <w:i w:val="0"/>
                 <w:sz w:val="16"/>
               </w:rPr>
@@ -10599,7 +10599,7 @@
             <w:r>
               <w:rPr>
                 <w:rFonts w:ascii="Arial" w:hAnsi="Arial" w:cs="Arial"/>
-                <w:b/>
+                <w:b w:val="0"/>
                 <w:i w:val="0"/>
                 <w:sz w:val="16"/>
               </w:rPr>
@@ -10626,7 +10626,7 @@
             <w:r>
               <w:rPr>
                 <w:rFonts w:ascii="Arial" w:hAnsi="Arial" w:cs="Arial"/>
-                <w:b/>
+                <w:b w:val="0"/>
                 <w:i w:val="0"/>
                 <w:sz w:val="16"/>
               </w:rPr>
@@ -10653,7 +10653,7 @@
             <w:r>
               <w:rPr>
                 <w:rFonts w:ascii="Arial" w:hAnsi="Arial" w:cs="Arial"/>
-                <w:b/>
+                <w:b w:val="0"/>
                 <w:i w:val="0"/>
                 <w:sz w:val="16"/>
               </w:rPr>
@@ -10680,7 +10680,7 @@
             <w:r>
               <w:rPr>
                 <w:rFonts w:ascii="Arial" w:hAnsi="Arial" w:cs="Arial"/>
-                <w:b/>
+                <w:b w:val="0"/>
                 <w:i w:val="0"/>
                 <w:sz w:val="16"/>
               </w:rPr>
@@ -12889,7 +12889,7 @@
             <w:r>
               <w:rPr>
                 <w:rFonts w:ascii="Arial" w:hAnsi="Arial" w:cs="Arial"/>
-                <w:b/>
+                <w:b w:val="0"/>
                 <w:i w:val="0"/>
                 <w:sz w:val="16"/>
               </w:rPr>
@@ -12916,7 +12916,7 @@
             <w:r>
               <w:rPr>
                 <w:rFonts w:ascii="Arial" w:hAnsi="Arial" w:cs="Arial"/>
-                <w:b/>
+                <w:b w:val="0"/>
                 <w:i w:val="0"/>
                 <w:sz w:val="16"/>
               </w:rPr>
@@ -12943,7 +12943,7 @@
             <w:r>
               <w:rPr>
                 <w:rFonts w:ascii="Arial" w:hAnsi="Arial" w:cs="Arial"/>
-                <w:b/>
+                <w:b w:val="0"/>
                 <w:i w:val="0"/>
                 <w:sz w:val="16"/>
               </w:rPr>
@@ -12970,7 +12970,7 @@
             <w:r>
               <w:rPr>
                 <w:rFonts w:ascii="Arial" w:hAnsi="Arial" w:cs="Arial"/>
-                <w:b/>
+                <w:b w:val="0"/>
                 <w:i w:val="0"/>
                 <w:sz w:val="16"/>
               </w:rPr>
@@ -12997,7 +12997,7 @@
             <w:r>
               <w:rPr>
                 <w:rFonts w:ascii="Arial" w:hAnsi="Arial" w:cs="Arial"/>
-                <w:b/>
+                <w:b w:val="0"/>
                 <w:i w:val="0"/>
                 <w:sz w:val="16"/>
               </w:rPr>
@@ -13024,7 +13024,7 @@
             <w:r>
               <w:rPr>
                 <w:rFonts w:ascii="Arial" w:hAnsi="Arial" w:cs="Arial"/>
-                <w:b/>
+                <w:b w:val="0"/>
                 <w:i w:val="0"/>
                 <w:sz w:val="16"/>
               </w:rPr>
@@ -13051,7 +13051,7 @@
             <w:r>
               <w:rPr>
                 <w:rFonts w:ascii="Arial" w:hAnsi="Arial" w:cs="Arial"/>
-                <w:b/>
+                <w:b w:val="0"/>
                 <w:i w:val="0"/>
                 <w:sz w:val="16"/>
               </w:rPr>
@@ -13078,7 +13078,7 @@
             <w:r>
               <w:rPr>
                 <w:rFonts w:ascii="Arial" w:hAnsi="Arial" w:cs="Arial"/>
-                <w:b/>
+                <w:b w:val="0"/>
                 <w:i w:val="0"/>
                 <w:sz w:val="16"/>
               </w:rPr>
@@ -14633,7 +14633,7 @@
             <w:r>
               <w:rPr>
                 <w:rFonts w:ascii="Arial" w:hAnsi="Arial" w:cs="Arial"/>
-                <w:b/>
+                <w:b w:val="0"/>
                 <w:i w:val="0"/>
                 <w:sz w:val="16"/>
               </w:rPr>
@@ -14660,7 +14660,7 @@
             <w:r>
               <w:rPr>
                 <w:rFonts w:ascii="Arial" w:hAnsi="Arial" w:cs="Arial"/>
-                <w:b/>
+                <w:b w:val="0"/>
                 <w:i w:val="0"/>
                 <w:sz w:val="16"/>
               </w:rPr>
@@ -14687,7 +14687,7 @@
             <w:r>
               <w:rPr>
                 <w:rFonts w:ascii="Arial" w:hAnsi="Arial" w:cs="Arial"/>
-                <w:b/>
+                <w:b w:val="0"/>
                 <w:i w:val="0"/>
                 <w:sz w:val="16"/>
               </w:rPr>
@@ -14714,7 +14714,7 @@
             <w:r>
               <w:rPr>
                 <w:rFonts w:ascii="Arial" w:hAnsi="Arial" w:cs="Arial"/>
-                <w:b/>
+                <w:b w:val="0"/>
                 <w:i w:val="0"/>
                 <w:sz w:val="16"/>
               </w:rPr>
@@ -14741,7 +14741,7 @@
             <w:r>
               <w:rPr>
                 <w:rFonts w:ascii="Arial" w:hAnsi="Arial" w:cs="Arial"/>
-                <w:b/>
+                <w:b w:val="0"/>
                 <w:i w:val="0"/>
                 <w:sz w:val="16"/>
               </w:rPr>
@@ -14768,7 +14768,7 @@
             <w:r>
               <w:rPr>
                 <w:rFonts w:ascii="Arial" w:hAnsi="Arial" w:cs="Arial"/>
-                <w:b/>
+                <w:b w:val="0"/>
                 <w:i w:val="0"/>
                 <w:sz w:val="16"/>
               </w:rPr>
@@ -14795,7 +14795,7 @@
             <w:r>
               <w:rPr>
                 <w:rFonts w:ascii="Arial" w:hAnsi="Arial" w:cs="Arial"/>
-                <w:b/>
+                <w:b w:val="0"/>
                 <w:i w:val="0"/>
                 <w:sz w:val="16"/>
               </w:rPr>
@@ -14822,7 +14822,7 @@
             <w:r>
               <w:rPr>
                 <w:rFonts w:ascii="Arial" w:hAnsi="Arial" w:cs="Arial"/>
-                <w:b/>
+                <w:b w:val="0"/>
                 <w:i w:val="0"/>
                 <w:sz w:val="16"/>
               </w:rPr>
